--- a/generated_documents/제품설명회_신청서_20231230.docx
+++ b/generated_documents/제품설명회_신청서_20231230.docx
@@ -82,7 +82,7 @@
           </w:tcPr>
           <w:p>
             <w:r>
-              <w:t>참석</w:t>
+              <w:t>불참</w:t>
             </w:r>
           </w:p>
         </w:tc>
@@ -130,7 +130,7 @@
           </w:tcPr>
           <w:p>
             <w:r>
-              <w:t>서울 강남구 회의실</w:t>
+              <w:t>서울 마포구 월드컵북로 21 대회의실</w:t>
             </w:r>
           </w:p>
         </w:tc>
@@ -178,7 +178,7 @@
           </w:tcPr>
           <w:p>
             <w:r>
-              <w:t>20명</w:t>
+              <w:t>21명</w:t>
             </w:r>
           </w:p>
         </w:tc>
@@ -722,6 +722,246 @@
           </w:p>
         </w:tc>
       </w:tr>
+      <w:tr>
+        <w:tc>
+          <w:tcPr>
+            <w:tcW w:type="dxa" w:w="2409"/>
+          </w:tcPr>
+          <w:p>
+            <w:r>
+              <w:t>1</w:t>
+            </w:r>
+          </w:p>
+        </w:tc>
+        <w:tc>
+          <w:tcPr>
+            <w:tcW w:type="dxa" w:w="2409"/>
+          </w:tcPr>
+          <w:p>
+            <w:r>
+              <w:t>홍보팀</w:t>
+            </w:r>
+          </w:p>
+        </w:tc>
+        <w:tc>
+          <w:tcPr>
+            <w:tcW w:type="dxa" w:w="2409"/>
+          </w:tcPr>
+          <w:p>
+            <w:r>
+              <w:t>한소영</w:t>
+            </w:r>
+          </w:p>
+        </w:tc>
+        <w:tc>
+          <w:tcPr>
+            <w:tcW w:type="dxa" w:w="2409"/>
+          </w:tcPr>
+          <w:p>
+            <w:r/>
+          </w:p>
+        </w:tc>
+      </w:tr>
+      <w:tr>
+        <w:tc>
+          <w:tcPr>
+            <w:tcW w:type="dxa" w:w="2409"/>
+          </w:tcPr>
+          <w:p>
+            <w:r>
+              <w:t>2</w:t>
+            </w:r>
+          </w:p>
+        </w:tc>
+        <w:tc>
+          <w:tcPr>
+            <w:tcW w:type="dxa" w:w="2409"/>
+          </w:tcPr>
+          <w:p>
+            <w:r>
+              <w:t>마케팅팀</w:t>
+            </w:r>
+          </w:p>
+        </w:tc>
+        <w:tc>
+          <w:tcPr>
+            <w:tcW w:type="dxa" w:w="2409"/>
+          </w:tcPr>
+          <w:p>
+            <w:r>
+              <w:t>박민수</w:t>
+            </w:r>
+          </w:p>
+        </w:tc>
+        <w:tc>
+          <w:tcPr>
+            <w:tcW w:type="dxa" w:w="2409"/>
+          </w:tcPr>
+          <w:p>
+            <w:r/>
+          </w:p>
+        </w:tc>
+      </w:tr>
+      <w:tr>
+        <w:tc>
+          <w:tcPr>
+            <w:tcW w:type="dxa" w:w="2409"/>
+          </w:tcPr>
+          <w:p>
+            <w:r>
+              <w:t>3</w:t>
+            </w:r>
+          </w:p>
+        </w:tc>
+        <w:tc>
+          <w:tcPr>
+            <w:tcW w:type="dxa" w:w="2409"/>
+          </w:tcPr>
+          <w:p>
+            <w:r>
+              <w:t>영업1팀</w:t>
+            </w:r>
+          </w:p>
+        </w:tc>
+        <w:tc>
+          <w:tcPr>
+            <w:tcW w:type="dxa" w:w="2409"/>
+          </w:tcPr>
+          <w:p>
+            <w:r>
+              <w:t>김영희</w:t>
+            </w:r>
+          </w:p>
+        </w:tc>
+        <w:tc>
+          <w:tcPr>
+            <w:tcW w:type="dxa" w:w="2409"/>
+          </w:tcPr>
+          <w:p>
+            <w:r/>
+          </w:p>
+        </w:tc>
+      </w:tr>
+      <w:tr>
+        <w:tc>
+          <w:tcPr>
+            <w:tcW w:type="dxa" w:w="2409"/>
+          </w:tcPr>
+          <w:p>
+            <w:r>
+              <w:t>1</w:t>
+            </w:r>
+          </w:p>
+        </w:tc>
+        <w:tc>
+          <w:tcPr>
+            <w:tcW w:type="dxa" w:w="2409"/>
+          </w:tcPr>
+          <w:p>
+            <w:r>
+              <w:t>서울대병원</w:t>
+            </w:r>
+          </w:p>
+        </w:tc>
+        <w:tc>
+          <w:tcPr>
+            <w:tcW w:type="dxa" w:w="2409"/>
+          </w:tcPr>
+          <w:p>
+            <w:r>
+              <w:t>이교수</w:t>
+            </w:r>
+          </w:p>
+        </w:tc>
+        <w:tc>
+          <w:tcPr>
+            <w:tcW w:type="dxa" w:w="2409"/>
+          </w:tcPr>
+          <w:p>
+            <w:r/>
+          </w:p>
+        </w:tc>
+      </w:tr>
+      <w:tr>
+        <w:tc>
+          <w:tcPr>
+            <w:tcW w:type="dxa" w:w="2409"/>
+          </w:tcPr>
+          <w:p>
+            <w:r>
+              <w:t>2</w:t>
+            </w:r>
+          </w:p>
+        </w:tc>
+        <w:tc>
+          <w:tcPr>
+            <w:tcW w:type="dxa" w:w="2409"/>
+          </w:tcPr>
+          <w:p>
+            <w:r>
+              <w:t>아산병원</w:t>
+            </w:r>
+          </w:p>
+        </w:tc>
+        <w:tc>
+          <w:tcPr>
+            <w:tcW w:type="dxa" w:w="2409"/>
+          </w:tcPr>
+          <w:p>
+            <w:r>
+              <w:t>신의사</w:t>
+            </w:r>
+          </w:p>
+        </w:tc>
+        <w:tc>
+          <w:tcPr>
+            <w:tcW w:type="dxa" w:w="2409"/>
+          </w:tcPr>
+          <w:p>
+            <w:r/>
+          </w:p>
+        </w:tc>
+      </w:tr>
+      <w:tr>
+        <w:tc>
+          <w:tcPr>
+            <w:tcW w:type="dxa" w:w="2409"/>
+          </w:tcPr>
+          <w:p>
+            <w:r>
+              <w:t>3</w:t>
+            </w:r>
+          </w:p>
+        </w:tc>
+        <w:tc>
+          <w:tcPr>
+            <w:tcW w:type="dxa" w:w="2409"/>
+          </w:tcPr>
+          <w:p>
+            <w:r>
+              <w:t>아산병원</w:t>
+            </w:r>
+          </w:p>
+        </w:tc>
+        <w:tc>
+          <w:tcPr>
+            <w:tcW w:type="dxa" w:w="2409"/>
+          </w:tcPr>
+          <w:p>
+            <w:r>
+              <w:t>윤교수</w:t>
+            </w:r>
+          </w:p>
+        </w:tc>
+        <w:tc>
+          <w:tcPr>
+            <w:tcW w:type="dxa" w:w="2409"/>
+          </w:tcPr>
+          <w:p>
+            <w:r/>
+          </w:p>
+        </w:tc>
+      </w:tr>
     </w:tbl>
     <w:sectPr>
       <w:pgSz w:w="11906" w:h="16838"/>

--- a/generated_documents/제품설명회_신청서_20231230.docx
+++ b/generated_documents/제품설명회_신청서_20231230.docx
@@ -82,7 +82,7 @@
           </w:tcPr>
           <w:p>
             <w:r>
-              <w:t>불참</w:t>
+              <w:t>참석</w:t>
             </w:r>
           </w:p>
         </w:tc>
@@ -178,7 +178,7 @@
           </w:tcPr>
           <w:p>
             <w:r>
-              <w:t>21명</w:t>
+              <w:t>26명</w:t>
             </w:r>
           </w:p>
         </w:tc>
